--- a/chapter_3_methodology.docx
+++ b/chapter_3_methodology.docx
@@ -57,27 +57,7 @@
       </w:pPr>
       <w:r>
         <w:rPr/>
-        <w:t>This chapter describes how the project addresses that gap through a low-cost indoor research prototype. The proposed system uses an RDK X5 development board with 8GB RAM as the onboard computing unit, a ROS Robot Control Board V3.0 with STM32F103RCT6 as the low-level motor controller, an ESP32 as the ultrasonic sensor controller, an unbranded 1080p USB webcam as the visual input sensor, four ultrasonic sensors as simple proximity sensors, four DC motors, a mobile robot chassis, and 18650 batteries. The robot is designed for controlled indoor testing in environments such as a corridor, room, laboratory, door area, signboard area, table area, and chair area.</w:t>
-      </w:r>
-    </w:p>
-    <w:p>
-      <w:pPr>
-        <w:pStyle w:val="Normal"/>
-        <w:spacing w:after="160" w:line="360" w:lineRule="auto"/>
-      </w:pPr>
-      <w:r>
-        <w:rPr/>
-        <w:t>The methodology is inspired by the modular structure of LM-Nav and the prompt-based action-selection idea of VLMnav. However, the methodology is adapted for this specific FYP prototype. The project does not attempt to build an industry-level autonomous navigation system. Instead, it studies whether structured prompt engineering can convert simple natural language instructions into useful navigation information, visually ground the target using a webcam image, and generate simple validated robot actions.</w:t>
-      </w:r>
-    </w:p>
-    <w:p>
-      <w:pPr>
-        <w:pStyle w:val="Normal"/>
-        <w:spacing w:after="160" w:line="360" w:lineRule="auto"/>
-      </w:pPr>
-      <w:r>
-        <w:rPr/>
-        <w:t>The intended action set is limited to:</w:t>
+        <w:t>The earlier single-board hardware direction is removed from the methodology because the board is not currently available for the project. The methodology is therefore updated around three practical implementation approaches:</w:t>
       </w:r>
     </w:p>
     <w:p>
@@ -88,13 +68,7 @@
       </w:pPr>
       <w:r>
         <w:rPr/>
-        <w:t xml:space="preserve">- </w:t>
-      </w:r>
-      <w:r>
-        <w:rPr>
-          <w:rFonts w:ascii="Courier New" w:hAnsi="Courier New"/>
-        </w:rPr>
-        <w:t>move_forward</w:t>
+        <w:t>- **Approach 1:** Raspberry Pi, ESP32, USB webcam, motor driver, ultrasonic sensors, and a GPU laptop or desktop connected through WiFi.</w:t>
       </w:r>
     </w:p>
     <w:p>
@@ -105,13 +79,7 @@
       </w:pPr>
       <w:r>
         <w:rPr/>
-        <w:t xml:space="preserve">- </w:t>
-      </w:r>
-      <w:r>
-        <w:rPr>
-          <w:rFonts w:ascii="Courier New" w:hAnsi="Courier New"/>
-        </w:rPr>
-        <w:t>turn_left</w:t>
+        <w:t>- **Approach 2:** Google Dev Board, ESP32, USB webcam, motor driver, and ultrasonic sensors.</w:t>
       </w:r>
     </w:p>
     <w:p>
@@ -122,13 +90,27 @@
       </w:pPr>
       <w:r>
         <w:rPr/>
-        <w:t xml:space="preserve">- </w:t>
-      </w:r>
-      <w:r>
-        <w:rPr>
-          <w:rFonts w:ascii="Courier New" w:hAnsi="Courier New"/>
-        </w:rPr>
-        <w:t>turn_right</w:t>
+        <w:t>- **Approach 3:** Laptop-only feasibility test using the built-in laptop camera and local GPU, where the human operator follows the model's suggested movement actions.</w:t>
+      </w:r>
+    </w:p>
+    <w:p>
+      <w:pPr>
+        <w:pStyle w:val="Normal"/>
+        <w:spacing w:after="160" w:line="360" w:lineRule="auto"/>
+      </w:pPr>
+      <w:r>
+        <w:rPr/>
+        <w:t>The methodology is inspired by the modular structure of LM-Nav and the prompt-based action-selection idea of VLMnav. LM-Nav motivates the separation between language understanding, visual grounding, and navigation execution. VLMnav motivates asking a model to choose from a fixed set of navigation actions. This project adapts those ideas into a low-cost indoor prototype and a feasibility-testing workflow.</w:t>
+      </w:r>
+    </w:p>
+    <w:p>
+      <w:pPr>
+        <w:pStyle w:val="Normal"/>
+        <w:spacing w:after="160" w:line="360" w:lineRule="auto"/>
+      </w:pPr>
+      <w:r>
+        <w:rPr/>
+        <w:t>The intended action set is limited to:</w:t>
       </w:r>
     </w:p>
     <w:p>
@@ -145,7 +127,7 @@
         <w:rPr>
           <w:rFonts w:ascii="Courier New" w:hAnsi="Courier New"/>
         </w:rPr>
-        <w:t>stop</w:t>
+        <w:t>move_forward</w:t>
       </w:r>
     </w:p>
     <w:p>
@@ -162,6 +144,57 @@
         <w:rPr>
           <w:rFonts w:ascii="Courier New" w:hAnsi="Courier New"/>
         </w:rPr>
+        <w:t>turn_left</w:t>
+      </w:r>
+    </w:p>
+    <w:p>
+      <w:pPr>
+        <w:pStyle w:val="Normal"/>
+        <w:ind w:left="360"/>
+        <w:spacing w:after="80" w:line="360" w:lineRule="auto"/>
+      </w:pPr>
+      <w:r>
+        <w:rPr/>
+        <w:t xml:space="preserve">- </w:t>
+      </w:r>
+      <w:r>
+        <w:rPr>
+          <w:rFonts w:ascii="Courier New" w:hAnsi="Courier New"/>
+        </w:rPr>
+        <w:t>turn_right</w:t>
+      </w:r>
+    </w:p>
+    <w:p>
+      <w:pPr>
+        <w:pStyle w:val="Normal"/>
+        <w:ind w:left="360"/>
+        <w:spacing w:after="80" w:line="360" w:lineRule="auto"/>
+      </w:pPr>
+      <w:r>
+        <w:rPr/>
+        <w:t xml:space="preserve">- </w:t>
+      </w:r>
+      <w:r>
+        <w:rPr>
+          <w:rFonts w:ascii="Courier New" w:hAnsi="Courier New"/>
+        </w:rPr>
+        <w:t>stop</w:t>
+      </w:r>
+    </w:p>
+    <w:p>
+      <w:pPr>
+        <w:pStyle w:val="Normal"/>
+        <w:ind w:left="360"/>
+        <w:spacing w:after="80" w:line="360" w:lineRule="auto"/>
+      </w:pPr>
+      <w:r>
+        <w:rPr/>
+        <w:t xml:space="preserve">- </w:t>
+      </w:r>
+      <w:r>
+        <w:rPr>
+          <w:rFonts w:ascii="Courier New" w:hAnsi="Courier New"/>
+        </w:rPr>
         <w:t>search</w:t>
       </w:r>
     </w:p>
@@ -172,7 +205,7 @@
       </w:pPr>
       <w:r>
         <w:rPr/>
-        <w:t>This restricted action set is suitable for the project because it allows the AI decision layer on the RDK X5 board to check obstacle readings from the ESP32 and communicate safely with the STM32-based motor controller. The main contribution of the methodology is therefore the design, implementation, and evaluation of a baseline prompt-engineered indoor navigation prototype that future researchers can improve.</w:t>
+        <w:t>This restricted action set is suitable because it can be tested in the laptop-only setup and later mapped to motor commands in the physical robot approaches. The main contribution of the methodology is the design, implementation, and evaluation of a prompt-engineered indoor navigation pipeline that can be tested first with a laptop and then transferred to a low-cost robot platform.</w:t>
       </w:r>
     </w:p>
     <w:p>
@@ -194,17 +227,17 @@
       </w:pPr>
       <w:r>
         <w:rPr/>
-        <w:t>The project follows an iterative prototyping methodology. This approach is suitable because the system contains hardware, software, AI processing, visual grounding, and motor-control components. Each component must be tested separately before the complete robot is evaluated in indoor navigation scenarios.</w:t>
-      </w:r>
-    </w:p>
-    <w:p>
-      <w:pPr>
-        <w:pStyle w:val="Normal"/>
-        <w:spacing w:after="160" w:line="360" w:lineRule="auto"/>
-      </w:pPr>
-      <w:r>
-        <w:rPr/>
-        <w:t>The methodology is organized around three main activities. First, the robot hardware and software platform are prepared. Second, prompt templates are designed to convert user instructions into structured navigation outputs. Third, the structured output, webcam image, and ESP32 ultrasonic readings are used to select a simple robot action, which is sent from the RDK X5 board to the STM32-based motor controller.</w:t>
+        <w:t>The project follows an iterative prototyping methodology. This approach is suitable because the system contains prompt engineering, computer vision, model inference, safety validation, and optional physical motor-control components. Each component must be tested separately before the complete robot is evaluated in indoor navigation scenarios.</w:t>
+      </w:r>
+    </w:p>
+    <w:p>
+      <w:pPr>
+        <w:pStyle w:val="Normal"/>
+        <w:spacing w:after="160" w:line="360" w:lineRule="auto"/>
+      </w:pPr>
+      <w:r>
+        <w:rPr/>
+        <w:t>The methodology is organized around three main activities. First, the laptop-only setup is used to test model latency, prompt output, live camera processing, and action-selection behavior. Second, the physical robot alternatives are prepared and compared. Third, the selected physical approach connects webcam input, model output, ESP32 ultrasonic readings, and motor-driver commands to evaluate simple indoor robot movement.</w:t>
       </w:r>
     </w:p>
     <w:p>
@@ -250,7 +283,7 @@
       <w:r>
         <w:drawing>
           <wp:inline distT="0" distB="0" distL="0" distR="0">
-            <wp:extent cx="5733288" cy="589940"/>
+            <wp:extent cx="5733288" cy="651710"/>
             <wp:effectExtent l="0" t="0" r="0" b="0"/>
             <wp:docPr id="102" name="table_3_1_methodology_alignment_with_research_objectives"/>
             <wp:cNvGraphicFramePr/>
@@ -270,7 +303,7 @@
                   <pic:spPr>
                     <a:xfrm>
                       <a:off x="0" y="0"/>
-                      <a:ext cx="5733288" cy="589940"/>
+                      <a:ext cx="5733288" cy="651710"/>
                     </a:xfrm>
                     <a:prstGeom prst="rect">
                       <a:avLst/>
@@ -302,7 +335,17 @@
       </w:pPr>
       <w:r>
         <w:rPr/>
-        <w:t>The overall project workflow begins with the preparation of the robot hardware and software environment. After the robot platform is functional, the prompt templates are developed and tested using sample instructions. The RDK X5 then captures a webcam image, processes the user instruction, performs visual grounding or action selection, receives ultrasonic distance readings from the ESP32 for basic safety, validates the output, and sends a simple command to the STM32-based motor control board. The robot control board drives the four DC motors according to the selected action.</w:t>
+        <w:t>The workflow begins with the laptop-only test. This first phase checks whether the available GPU laptop can process live video and produce useful navigation actions quickly enough. If the model is too slow, the prompt, model, image resolution, or inference strategy must be adjusted before building the robot.</w:t>
+      </w:r>
+    </w:p>
+    <w:p>
+      <w:pPr>
+        <w:pStyle w:val="Normal"/>
+        <w:spacing w:after="160" w:line="360" w:lineRule="auto"/>
+      </w:pPr>
+      <w:r>
+        <w:rPr/>
+        <w:t>After the laptop-only test, the physical robot approaches are compared. Approach 1 uses a Raspberry Pi on the robot and a GPU laptop or desktop as a remote model server. Approach 2 uses a Google Dev Board for more standalone onboard inference. Both physical approaches use an ESP32 to handle the motor driver and ultrasonic sensors.</w:t>
       </w:r>
     </w:p>
     <w:p>
@@ -336,7 +379,7 @@
       <w:r>
         <w:drawing>
           <wp:inline distT="0" distB="0" distL="0" distR="0">
-            <wp:extent cx="5733288" cy="8021219"/>
+            <wp:extent cx="5733288" cy="5885230"/>
             <wp:effectExtent l="0" t="0" r="0" b="0"/>
             <wp:docPr id="103" name="figure_3_1_proposed_project_workflow"/>
             <wp:cNvGraphicFramePr/>
@@ -356,7 +399,7 @@
                   <pic:spPr>
                     <a:xfrm>
                       <a:off x="0" y="0"/>
-                      <a:ext cx="5733288" cy="8021219"/>
+                      <a:ext cx="5733288" cy="5885230"/>
                     </a:xfrm>
                     <a:prstGeom prst="rect">
                       <a:avLst/>
@@ -388,7 +431,7 @@
       </w:pPr>
       <w:r>
         <w:rPr/>
-        <w:t>The development workflow is divided into stages so that hardware and software risks can be reduced before full integration.</w:t>
+        <w:t>The development workflow is divided into stages so that model and hardware risks can be reduced before full robot integration.</w:t>
       </w:r>
     </w:p>
     <w:p>
@@ -412,7 +455,7 @@
       <w:r>
         <w:drawing>
           <wp:inline distT="0" distB="0" distL="0" distR="0">
-            <wp:extent cx="5733288" cy="2184109"/>
+            <wp:extent cx="5733288" cy="2150971"/>
             <wp:effectExtent l="0" t="0" r="0" b="0"/>
             <wp:docPr id="104" name="table_3_2_development_workflow"/>
             <wp:cNvGraphicFramePr/>
@@ -432,7 +475,7 @@
                   <pic:spPr>
                     <a:xfrm>
                       <a:off x="0" y="0"/>
-                      <a:ext cx="5733288" cy="2184109"/>
+                      <a:ext cx="5733288" cy="2150971"/>
                     </a:xfrm>
                     <a:prstGeom prst="rect">
                       <a:avLst/>
@@ -464,7 +507,7 @@
       </w:pPr>
       <w:r>
         <w:rPr/>
-        <w:t>The proposed system architecture adapts the LM-Nav idea into a low-cost indoor robot system. LM-Nav separates language understanding, visual grounding, and navigation execution. In this project, these stages are implemented as user prompt processing, structured navigation output generation, webcam-based visual grounding or action selection, RDK X5 decision logic, ESP32 ultrasonic safety checking, STM32 motor command handling, and robot movement.</w:t>
+        <w:t>The proposed system architecture adapts the LM-Nav idea into a practical low-cost workflow. LM-Nav separates language understanding, visual grounding, and navigation execution. In this project, those stages are implemented as prompt processing, structured navigation output generation, webcam-based visual grounding or VLM action selection, safety validation, and either displayed human-followed actions or ESP32-based motor-driver control.</w:t>
       </w:r>
     </w:p>
     <w:p>
@@ -488,7 +531,7 @@
       <w:r>
         <w:drawing>
           <wp:inline distT="0" distB="0" distL="0" distR="0">
-            <wp:extent cx="3009339" cy="8138160"/>
+            <wp:extent cx="2764744" cy="8138160"/>
             <wp:effectExtent l="0" t="0" r="0" b="0"/>
             <wp:docPr id="105" name="figure_3_2_proposed_system_architecture"/>
             <wp:cNvGraphicFramePr/>
@@ -508,7 +551,7 @@
                   <pic:spPr>
                     <a:xfrm>
                       <a:off x="0" y="0"/>
-                      <a:ext cx="3009339" cy="8138160"/>
+                      <a:ext cx="2764744" cy="8138160"/>
                     </a:xfrm>
                     <a:prstGeom prst="rect">
                       <a:avLst/>
@@ -528,7 +571,7 @@
       </w:pPr>
       <w:r>
         <w:rPr/>
-        <w:t>The architecture is intentionally modular. If the robot fails to reach the target, the failure can be traced to a specific component: prompt output, visual grounding, action selection, serial communication, motor control, or physical movement. This is important for an FYP because the project must be evaluated systematically rather than only judged by whether the robot moves.</w:t>
+        <w:t>The architecture is intentionally modular. If the system fails, the failure can be traced to a specific component: prompt output, visual grounding, action selection, model latency, ESP32 communication, motor-driver control, or physical movement. This is important for an FYP because the project must be evaluated systematically rather than only judged by whether the robot moves.</w:t>
       </w:r>
     </w:p>
     <w:p>
@@ -540,17 +583,17 @@
         <w:rPr>
           <w:b/>
         </w:rPr>
-        <w:t>3.3.1 Hardware Roles</w:t>
-      </w:r>
-    </w:p>
-    <w:p>
-      <w:pPr>
-        <w:pStyle w:val="Normal"/>
-        <w:spacing w:after="160" w:line="360" w:lineRule="auto"/>
-      </w:pPr>
-      <w:r>
-        <w:rPr/>
-        <w:t>The hardware components and their roles are shown in Table 3.3.</w:t>
+        <w:t>3.3.1 Implementation Approaches and Hardware Roles</w:t>
+      </w:r>
+    </w:p>
+    <w:p>
+      <w:pPr>
+        <w:pStyle w:val="Normal"/>
+        <w:spacing w:after="160" w:line="360" w:lineRule="auto"/>
+      </w:pPr>
+      <w:r>
+        <w:rPr/>
+        <w:t>The three implementation approaches are shown in Table 3.3.</w:t>
       </w:r>
     </w:p>
     <w:p>
@@ -563,7 +606,7 @@
         <w:rPr>
           <w:b/>
         </w:rPr>
-        <w:t>Table 3.3: Proposed Hardware Components and Roles</w:t>
+        <w:t>Table 3.3: Proposed Implementation Approaches and Hardware Roles</w:t>
       </w:r>
     </w:p>
     <w:p>
@@ -574,9 +617,9 @@
       <w:r>
         <w:drawing>
           <wp:inline distT="0" distB="0" distL="0" distR="0">
-            <wp:extent cx="5733288" cy="1597590"/>
+            <wp:extent cx="5733288" cy="707088"/>
             <wp:effectExtent l="0" t="0" r="0" b="0"/>
-            <wp:docPr id="106" name="table_3_3_proposed_hardware_components_and_roles"/>
+            <wp:docPr id="106" name="table_3_3_proposed_implementation_approaches_and_hardware_roles"/>
             <wp:cNvGraphicFramePr/>
             <a:graphic>
               <a:graphicData uri="http://schemas.openxmlformats.org/drawingml/2006/picture">
@@ -594,7 +637,7 @@
                   <pic:spPr>
                     <a:xfrm>
                       <a:off x="0" y="0"/>
-                      <a:ext cx="5733288" cy="1597590"/>
+                      <a:ext cx="5733288" cy="707088"/>
                     </a:xfrm>
                     <a:prstGeom prst="rect">
                       <a:avLst/>
@@ -614,17 +657,57 @@
       </w:pPr>
       <w:r>
         <w:rPr/>
-        <w:t>The RDK X5 is responsible for high-level decision making, the STM32-based robot control board is responsible for low-level motor execution, and the ESP32 is responsible for ultrasonic sensor handling. This separation prevents the AI processing loop from directly controlling motor pins or ultrasonic timing and makes the system easier to test.</w:t>
-      </w:r>
-    </w:p>
-    <w:p>
-      <w:pPr>
-        <w:pStyle w:val="Normal"/>
-        <w:spacing w:after="160" w:line="360" w:lineRule="auto"/>
-      </w:pPr>
-      <w:r>
-        <w:rPr/>
-        <w:t>The webcam is used only as the visual input device for indoor scene observation. Although the selected webcam includes a microphone and supports video-compression features such as H.264/H.265, the main requirement for this project is its 1920 x 1080 RGB image capture through a plug-and-play USB connection. Audio input is not part of the baseline methodology unless voice-command input is added as future work.</w:t>
+        <w:t xml:space="preserve">For the physical robot approaches, the ESP32 is responsible for real-time ultrasonic reading and motor-driver control. This keeps timing-sensitive tasks separate from AI inference. The AI layer should only send validated high-level commands such as </w:t>
+      </w:r>
+      <w:r>
+        <w:rPr>
+          <w:rFonts w:ascii="Courier New" w:hAnsi="Courier New"/>
+        </w:rPr>
+        <w:t>FWD</w:t>
+      </w:r>
+      <w:r>
+        <w:rPr/>
+        <w:t xml:space="preserve">, </w:t>
+      </w:r>
+      <w:r>
+        <w:rPr>
+          <w:rFonts w:ascii="Courier New" w:hAnsi="Courier New"/>
+        </w:rPr>
+        <w:t>LEFT</w:t>
+      </w:r>
+      <w:r>
+        <w:rPr/>
+        <w:t xml:space="preserve">, </w:t>
+      </w:r>
+      <w:r>
+        <w:rPr>
+          <w:rFonts w:ascii="Courier New" w:hAnsi="Courier New"/>
+        </w:rPr>
+        <w:t>RIGHT</w:t>
+      </w:r>
+      <w:r>
+        <w:rPr/>
+        <w:t xml:space="preserve">, </w:t>
+      </w:r>
+      <w:r>
+        <w:rPr>
+          <w:rFonts w:ascii="Courier New" w:hAnsi="Courier New"/>
+        </w:rPr>
+        <w:t>SEARCH</w:t>
+      </w:r>
+      <w:r>
+        <w:rPr/>
+        <w:t xml:space="preserve">, and </w:t>
+      </w:r>
+      <w:r>
+        <w:rPr>
+          <w:rFonts w:ascii="Courier New" w:hAnsi="Courier New"/>
+        </w:rPr>
+        <w:t>STOP</w:t>
+      </w:r>
+      <w:r>
+        <w:rPr/>
+        <w:t>.</w:t>
       </w:r>
     </w:p>
     <w:p>
@@ -646,7 +729,7 @@
       </w:pPr>
       <w:r>
         <w:rPr/>
-        <w:t>The system requirements are defined according to the actual scope of the project. The prototype must be able to accept a simple navigation instruction, process the instruction into a structured format, use webcam input for grounding or action selection, and move the robot using validated commands.</w:t>
+        <w:t>The system requirements are defined according to the actual scope of the updated project. The prototype must be able to accept a simple navigation instruction, process the instruction into a structured format, use webcam input for grounding or action selection, and either display a recommended movement in the laptop-only setup or move the robot using validated ESP32 commands in the physical setup.</w:t>
       </w:r>
     </w:p>
     <w:p>
@@ -670,7 +753,7 @@
       <w:r>
         <w:drawing>
           <wp:inline distT="0" distB="0" distL="0" distR="0">
-            <wp:extent cx="5733288" cy="1457949"/>
+            <wp:extent cx="5733288" cy="1536390"/>
             <wp:effectExtent l="0" t="0" r="0" b="0"/>
             <wp:docPr id="107" name="table_3_4_requirements_and_acceptance_criteria"/>
             <wp:cNvGraphicFramePr/>
@@ -690,7 +773,7 @@
                   <pic:spPr>
                     <a:xfrm>
                       <a:off x="0" y="0"/>
-                      <a:ext cx="5733288" cy="1457949"/>
+                      <a:ext cx="5733288" cy="1536390"/>
                     </a:xfrm>
                     <a:prstGeom prst="rect">
                       <a:avLst/>
@@ -710,7 +793,7 @@
       </w:pPr>
       <w:r>
         <w:rPr/>
-        <w:t>The project has several constraints. The robot operates only in a controlled indoor environment. The webcam does not provide depth information. The project does not include full SLAM, LiDAR mapping, large VLA model deployment, or advanced learned navigation policies. These constraints are acceptable because the goal is to build and evaluate a baseline prompt-engineered prototype.</w:t>
+        <w:t>The project has several constraints. The physical robot operates only in controlled indoor environments. The webcam does not provide direct depth information. The baseline project does not include full SLAM, LiDAR mapping, large VLA model deployment, or advanced learned navigation policies. These constraints are acceptable because the goal is to build and evaluate a baseline prompt-engineered prototype.</w:t>
       </w:r>
     </w:p>
     <w:p>
@@ -820,7 +903,7 @@
       <w:r>
         <w:drawing>
           <wp:inline distT="0" distB="0" distL="0" distR="0">
-            <wp:extent cx="5733288" cy="3102720"/>
+            <wp:extent cx="5733288" cy="3412162"/>
             <wp:effectExtent l="0" t="0" r="0" b="0"/>
             <wp:docPr id="109" name="table_3_6_experimental_materials"/>
             <wp:cNvGraphicFramePr/>
@@ -840,7 +923,7 @@
                   <pic:spPr>
                     <a:xfrm>
                       <a:off x="0" y="0"/>
-                      <a:ext cx="5733288" cy="3102720"/>
+                      <a:ext cx="5733288" cy="3412162"/>
                     </a:xfrm>
                     <a:prstGeom prst="rect">
                       <a:avLst/>
@@ -874,7 +957,7 @@
       <w:r>
         <w:drawing>
           <wp:inline distT="0" distB="0" distL="0" distR="0">
-            <wp:extent cx="5733288" cy="1785063"/>
+            <wp:extent cx="5733288" cy="1944887"/>
             <wp:effectExtent l="0" t="0" r="0" b="0"/>
             <wp:docPr id="110" name="table_3_7_software_model_and_platform_requirements"/>
             <wp:cNvGraphicFramePr/>
@@ -894,7 +977,7 @@
                   <pic:spPr>
                     <a:xfrm>
                       <a:off x="0" y="0"/>
-                      <a:ext cx="5733288" cy="1785063"/>
+                      <a:ext cx="5733288" cy="1944887"/>
                     </a:xfrm>
                     <a:prstGeom prst="rect">
                       <a:avLst/>
@@ -926,7 +1009,7 @@
       </w:pPr>
       <w:r>
         <w:rPr/>
-        <w:t>Prompt engineering is the central research element of the project. The prompt must convert a user instruction into a structured navigation representation that can be parsed by the RDK X5 board. The output should be simple enough for the robot to use, but detailed enough to preserve target, landmark, relation, action goal, and uncertainty information.</w:t>
+        <w:t>Prompt engineering is the central research element of the project. The prompt must convert a user instruction into a structured navigation representation that can be parsed by the selected compute platform. The output should be simple enough for laptop-only testing and physical robot execution, but detailed enough to preserve target, landmark, relation, action goal, and uncertainty information.</w:t>
       </w:r>
     </w:p>
     <w:p>
@@ -1132,7 +1215,7 @@
       </w:pPr>
       <w:r>
         <w:rPr/>
-        <w:t>The RDK X5 will validate this output before execution. If required fields are missing, if the action is outside the approved action set, if uncertainty is high, or if ESP32 ultrasonic readings indicate that the path is too close to an obstacle, the robot should stop and log the failure instead of moving.</w:t>
+        <w:t>The selected compute platform will validate this output before execution or display. If required fields are missing, if the action is outside the approved action set, if uncertainty is high, or if ESP32 ultrasonic readings indicate that the path is too close to an obstacle, the system should stop and log the failure instead of moving.</w:t>
       </w:r>
     </w:p>
     <w:p>
@@ -1154,7 +1237,7 @@
       </w:pPr>
       <w:r>
         <w:rPr/>
-        <w:t>After the prompt output is generated, the system captures an image from the USB webcam. The image is used to decide whether the target appears in the current view and which action should be taken. The visual grounding stage may use CLIP, OpenCLIP, a VLM, or a simplified image-based method depending on available compute and implementation constraints.</w:t>
+        <w:t>After the prompt output is generated, the system captures an image from the webcam. The image is used to decide whether the target appears in the current view and which action should be taken. The visual grounding stage may use CLIP, OpenCLIP, a VLM, a TFLite model, or a simplified image-based method depending on the selected implementation approach.</w:t>
       </w:r>
     </w:p>
     <w:p>
@@ -1238,7 +1321,7 @@
       <w:r>
         <w:drawing>
           <wp:inline distT="0" distB="0" distL="0" distR="0">
-            <wp:extent cx="5733288" cy="1193965"/>
+            <wp:extent cx="5733288" cy="1334536"/>
             <wp:effectExtent l="0" t="0" r="0" b="0"/>
             <wp:docPr id="113" name="table_3_10_visual_grounding_and_action_selection_strategies"/>
             <wp:cNvGraphicFramePr/>
@@ -1258,7 +1341,7 @@
                   <pic:spPr>
                     <a:xfrm>
                       <a:off x="0" y="0"/>
-                      <a:ext cx="5733288" cy="1193965"/>
+                      <a:ext cx="5733288" cy="1334536"/>
                     </a:xfrm>
                     <a:prstGeom prst="rect">
                       <a:avLst/>
@@ -1300,7 +1383,7 @@
       </w:pPr>
       <w:r>
         <w:rPr/>
-        <w:t>The robot uses a small action set because the prototype is intended for controlled indoor testing. The RDK X5 selects a high-level action and sends the corresponding command string to the STM32-based robot control board. The robot control board then translates the command into motor signals.</w:t>
+        <w:t>The robot uses a small action set because the prototype is intended for controlled indoor testing. In the laptop-only approach, the selected action is displayed to the human operator. In the physical robot approaches, the selected high-level action is mapped to an ESP32 command, and the ESP32 controls the motor driver.</w:t>
       </w:r>
     </w:p>
     <w:p>
@@ -1324,7 +1407,7 @@
       <w:r>
         <w:drawing>
           <wp:inline distT="0" distB="0" distL="0" distR="0">
-            <wp:extent cx="5733288" cy="1603505"/>
+            <wp:extent cx="5733288" cy="1384347"/>
             <wp:effectExtent l="0" t="0" r="0" b="0"/>
             <wp:docPr id="114" name="table_3_11_action_set_and_motor_command_mapping"/>
             <wp:cNvGraphicFramePr/>
@@ -1344,7 +1427,7 @@
                   <pic:spPr>
                     <a:xfrm>
                       <a:off x="0" y="0"/>
-                      <a:ext cx="5733288" cy="1603505"/>
+                      <a:ext cx="5733288" cy="1384347"/>
                     </a:xfrm>
                     <a:prstGeom prst="rect">
                       <a:avLst/>
@@ -1364,7 +1447,7 @@
       </w:pPr>
       <w:r>
         <w:rPr/>
-        <w:t>This action set is intentionally limited. It does not include full path planning, obstacle avoidance, or continuous velocity control. The purpose is to test whether language and visual information can be converted into simple, safe movement commands.</w:t>
+        <w:t>The ESP32 should stop the motors if it receives an unknown command, if no command is received within a timeout, or if an obstacle is detected within the selected safety threshold.</w:t>
       </w:r>
     </w:p>
     <w:p>
@@ -1376,17 +1459,17 @@
         <w:rPr>
           <w:b/>
         </w:rPr>
-        <w:t>3.9 Baseline Prototype and Future Improvement Scope</w:t>
-      </w:r>
-    </w:p>
-    <w:p>
-      <w:pPr>
-        <w:pStyle w:val="Normal"/>
-        <w:spacing w:after="160" w:line="360" w:lineRule="auto"/>
-      </w:pPr>
-      <w:r>
-        <w:rPr/>
-        <w:t>The baseline implementation focuses on simple indoor navigation using prompt engineering and webcam-based grounding. More advanced methods from the literature are treated as future improvements.</w:t>
+        <w:t>3.9 Approach Comparison and Selection Criteria</w:t>
+      </w:r>
+    </w:p>
+    <w:p>
+      <w:pPr>
+        <w:pStyle w:val="Normal"/>
+        <w:spacing w:after="160" w:line="360" w:lineRule="auto"/>
+      </w:pPr>
+      <w:r>
+        <w:rPr/>
+        <w:t>The project does not assume that all three approaches are final physical robots. Instead, they are used as a staged development and selection strategy. Approach 3 reduces early hardware cost and tests whether the model is fast enough. Approach 1 is the strongest physical robot option if heavy model inference is needed. Approach 2 is the most standalone option if the selected model can run efficiently on the Google Dev Board.</w:t>
       </w:r>
     </w:p>
     <w:p>
@@ -1399,7 +1482,7 @@
         <w:rPr>
           <w:b/>
         </w:rPr>
-        <w:t>Table 3.12: Baseline and Future Improvement Methods</w:t>
+        <w:t>Table 3.12: Comparison of Implementation Approaches</w:t>
       </w:r>
     </w:p>
     <w:p>
@@ -1410,9 +1493,9 @@
       <w:r>
         <w:drawing>
           <wp:inline distT="0" distB="0" distL="0" distR="0">
-            <wp:extent cx="5733288" cy="1680843"/>
+            <wp:extent cx="5733288" cy="1354212"/>
             <wp:effectExtent l="0" t="0" r="0" b="0"/>
-            <wp:docPr id="115" name="table_3_12_baseline_and_future_improvement_methods"/>
+            <wp:docPr id="115" name="table_3_12_comparison_of_implementation_approaches"/>
             <wp:cNvGraphicFramePr/>
             <a:graphic>
               <a:graphicData uri="http://schemas.openxmlformats.org/drawingml/2006/picture">
@@ -1430,7 +1513,7 @@
                   <pic:spPr>
                     <a:xfrm>
                       <a:off x="0" y="0"/>
-                      <a:ext cx="5733288" cy="1680843"/>
+                      <a:ext cx="5733288" cy="1354212"/>
                     </a:xfrm>
                     <a:prstGeom prst="rect">
                       <a:avLst/>
@@ -1450,7 +1533,7 @@
       </w:pPr>
       <w:r>
         <w:rPr/>
-        <w:t>This table clarifies the scope of the FYP. The project is not evaluated as a complete industrial navigation stack. It is evaluated as a baseline research prototype that can support later improvements.</w:t>
+        <w:t>The final physical approach should be chosen based on hardware availability, measured latency, model compatibility, and implementation time.</w:t>
       </w:r>
     </w:p>
     <w:p>
@@ -1472,17 +1555,17 @@
       </w:pPr>
       <w:r>
         <w:rPr/>
-        <w:t>The mobile robot chassis will be designed as a purpose-built low-cost platform for the project. The design is prepared in Autodesk Fusion 360 so that the RDK X5 board, STM32 robot control board, ESP32, webcam, ultrasonic sensors, battery holder, and four DC motors can be mounted in a controlled and repeatable layout. The 3D model is not treated as the main research contribution, but it is important because the sensor placement and component arrangement affect the reliability of the indoor navigation experiment.</w:t>
-      </w:r>
-    </w:p>
-    <w:p>
-      <w:pPr>
-        <w:pStyle w:val="Normal"/>
-        <w:spacing w:after="160" w:line="360" w:lineRule="auto"/>
-      </w:pPr>
-      <w:r>
-        <w:rPr/>
-        <w:t>The proposed chassis should provide mounting space for the webcam at the front of the robot, four ultrasonic sensors around the robot body, and accessible mounting positions for the controller boards. The battery holder should be placed low on the chassis to improve stability. The design should also allow the wiring to be routed safely so that cables do not touch the wheels or motors.</w:t>
+        <w:t>The physical robot chassis will be designed as a purpose-built low-cost platform if Approach 1 or Approach 2 is selected for physical testing. The design is prepared in Autodesk Fusion 360 so that the Raspberry Pi or Google Dev Board, ESP32, webcam, ultrasonic sensors, motor driver, battery holder, and four DC motors can be mounted in a controlled and repeatable layout. The 3D model is not treated as the main research contribution, but it is important because the sensor placement and component arrangement affect the reliability of the indoor navigation experiment.</w:t>
+      </w:r>
+    </w:p>
+    <w:p>
+      <w:pPr>
+        <w:pStyle w:val="Normal"/>
+        <w:spacing w:after="160" w:line="360" w:lineRule="auto"/>
+      </w:pPr>
+      <w:r>
+        <w:rPr/>
+        <w:t>The proposed chassis should provide mounting space for the webcam at the front of the robot, ultrasonic sensors around the robot body, and accessible mounting positions for the controller boards. The battery holder should be placed low on the chassis to improve stability. The design should also allow the wiring to be routed safely so that cables do not touch the wheels or motors.</w:t>
       </w:r>
     </w:p>
     <w:p>
@@ -1558,7 +1641,7 @@
       </w:pPr>
       <w:r>
         <w:rPr/>
-        <w:t>The circuit architecture is divided into three layers: computing, sensing, and motion. The RDK X5 performs high-level prompt processing and decision logic. The ESP32 handles the timing-sensitive ultrasonic sensor readings. The STM32-based robot control board receives validated motor commands and controls the motors. This separation is suitable for an FYP prototype because each layer can be tested independently before full integration.</w:t>
+        <w:t>The circuit architecture is divided into three layers: computing, sensing/control, and motion. The Raspberry Pi or Google Dev Board performs high-level prompt processing and decision logic in the physical robot approaches. The ESP32 handles ultrasonic sensor readings and motor-driver commands. This separation is suitable for an FYP prototype because each layer can be tested independently before full integration.</w:t>
       </w:r>
     </w:p>
     <w:p>
@@ -1622,7 +1705,7 @@
       </w:pPr>
       <w:r>
         <w:rPr/>
-        <w:t>The final circuit diagram should show the battery connection, power switch, regulator, RDK X5, ESP32, STM32 robot control board, ultrasonic sensors, motor driver outputs, and motors. If the ultrasonic sensors are powered at 5 V, the echo signals should be reduced to 3.3 V before entering ESP32 input pins. This can be done using a voltage divider or logic-level shifter. The exact pin numbers should be confirmed after the physical boards and connectors are finalized.</w:t>
+        <w:t>The final circuit diagram should show the battery connection, power switch, regulator, selected compute board, ESP32, ultrasonic sensors, motor driver outputs, and motors. If the ultrasonic sensors are powered at 5 V, the echo signals should be reduced to 3.3 V before entering ESP32 input pins. This can be done using a voltage divider or logic-level shifter. The exact pin numbers should be confirmed after the physical boards and connectors are finalized.</w:t>
       </w:r>
     </w:p>
     <w:p>
@@ -1698,7 +1781,7 @@
       </w:pPr>
       <w:r>
         <w:rPr/>
-        <w:t>The project does not involve industrial sponsorship. However, several hardware and software vendors, chip manufacturers, and open-source tools are used in the prototype. Table 3.13 identifies the companies or organizations related to the selected components and software tools. For final submission, the exact supplier name should be checked against the purchase receipt or product label, especially for unbranded or third-party robot-control boards.</w:t>
+        <w:t>The project does not involve industrial sponsorship. However, several hardware and software vendors, chip manufacturers, and open-source tools are used in the prototype. Table 3.13 identifies the companies or organizations related to the selected components and software tools. For final submission, the exact supplier name should be checked against the purchase receipt or product label, especially for unbranded or third-party motor-driver boards.</w:t>
       </w:r>
     </w:p>
     <w:p>
@@ -1722,7 +1805,7 @@
       <w:r>
         <w:drawing>
           <wp:inline distT="0" distB="0" distL="0" distR="0">
-            <wp:extent cx="5733288" cy="1362313"/>
+            <wp:extent cx="5733288" cy="1641444"/>
             <wp:effectExtent l="0" t="0" r="0" b="0"/>
             <wp:docPr id="119" name="table_3_13_company_component_and_software_involvement"/>
             <wp:cNvGraphicFramePr/>
@@ -1742,7 +1825,7 @@
                   <pic:spPr>
                     <a:xfrm>
                       <a:off x="0" y="0"/>
-                      <a:ext cx="5733288" cy="1362313"/>
+                      <a:ext cx="5733288" cy="1641444"/>
                     </a:xfrm>
                     <a:prstGeom prst="rect">
                       <a:avLst/>
@@ -1774,17 +1857,7 @@
       </w:pPr>
       <w:r>
         <w:rPr/>
-        <w:t>The baseline coding is divided according to the hardware roles. The RDK X5 runs the main Python control program. The ESP32 runs firmware that reads four ultrasonic sensors and sends JSON status messages. The STM32 robot control board receives simple motor commands. If the selected STM32 board already provides vendor firmware, the vendor firmware should be used and the RDK X5 command strings should be mapped to the supported command protocol. If custom firmware is required, the provided STM32 template can be adapted after confirming the board pinout.</w:t>
-      </w:r>
-    </w:p>
-    <w:p>
-      <w:pPr>
-        <w:pStyle w:val="Normal"/>
-        <w:spacing w:after="160" w:line="360" w:lineRule="auto"/>
-      </w:pPr>
-      <w:r>
-        <w:rPr/>
-        <w:t>The full baseline source code is provided in the project repository so that the methodology is supported by an implementable software structure rather than only a conceptual flowchart.</w:t>
+        <w:t>The baseline coding is divided according to the three approaches. The laptop-only program runs the camera, model, and action display on the GPU laptop. The Raspberry Pi approach uses a robot-side client and a remote GPU server. The Google Dev Board approach uses an onboard embedded inference controller. The ESP32 firmware is shared by the two physical robot approaches and handles ultrasonic sensing and motor-driver control.</w:t>
       </w:r>
     </w:p>
     <w:p>
@@ -1808,7 +1881,7 @@
       <w:r>
         <w:drawing>
           <wp:inline distT="0" distB="0" distL="0" distR="0">
-            <wp:extent cx="5733288" cy="1024590"/>
+            <wp:extent cx="5733288" cy="1772046"/>
             <wp:effectExtent l="0" t="0" r="0" b="0"/>
             <wp:docPr id="120" name="table_3_14_source_code_modules_for_baseline_implementation"/>
             <wp:cNvGraphicFramePr/>
@@ -1828,7 +1901,7 @@
                   <pic:spPr>
                     <a:xfrm>
                       <a:off x="0" y="0"/>
-                      <a:ext cx="5733288" cy="1024590"/>
+                      <a:ext cx="5733288" cy="1772046"/>
                     </a:xfrm>
                     <a:prstGeom prst="rect">
                       <a:avLst/>
@@ -1848,7 +1921,7 @@
       </w:pPr>
       <w:r>
         <w:rPr/>
-        <w:t>The RDK X5 controller follows the control logic shown below:</w:t>
+        <w:t>The common control logic follows the structure shown below:</w:t>
       </w:r>
     </w:p>
     <w:p>
@@ -1874,29 +1947,31 @@
         <w:br/>
         <w:t xml:space="preserve">Capture webcam frame</w:t>
         <w:br/>
-        <w:t xml:space="preserve">Read ESP32 ultrasonic distance status</w:t>
+        <w:t xml:space="preserve">Run visual grounding or action-selection model</w:t>
         <w:br/>
         <w:t xml:space="preserve">Select proposed action from fixed action set</w:t>
         <w:br/>
-        <w:t xml:space="preserve">If output is invalid, uncertainty is high, or obstacle is detected:</w:t>
+        <w:t xml:space="preserve">If output is invalid, uncertainty is high, latency is unacceptable, or obstacle is detected:</w:t>
         <w:br/>
-        <w:t xml:space="preserve">    execute stop</w:t>
+        <w:t xml:space="preserve">    execute or display stop</w:t>
         <w:br/>
         <w:t xml:space="preserve">Else:</w:t>
         <w:br/>
-        <w:t xml:space="preserve">    send validated command to STM32 robot control board</w:t>
+        <w:t xml:space="preserve">    display action in laptop-only setup</w:t>
         <w:br/>
-        <w:t xml:space="preserve">Log instruction, structured output, sensor status, final action, and latency</w:t>
-      </w:r>
-    </w:p>
-    <w:p>
-      <w:pPr>
-        <w:pStyle w:val="Normal"/>
-        <w:spacing w:after="160" w:line="360" w:lineRule="auto"/>
-      </w:pPr>
-      <w:r>
-        <w:rPr/>
-        <w:t>This coding structure is influenced by LM-Nav and VLMnav but simplified for the proposed hardware. LM-Nav motivates the separation between language understanding, visual grounding, and execution. VLMnav motivates the use of action-choice prompting from a fixed action set. CLIP or OpenCLIP can be added later to replace the current baseline grounding function. VLMaps, HOV-SG, ViNT, NoMaD, NaVid, Uni-NaVid, and NaVILA are not implemented in the first prototype because they require additional sensors, mapping, model deployment, or compute resources beyond the initial FYP scope.</w:t>
+        <w:t xml:space="preserve">    or send validated command to ESP32 in physical setup</w:t>
+        <w:br/>
+        <w:t xml:space="preserve">Log instruction, structured output, sensor status if available, final action, and latency</w:t>
+      </w:r>
+    </w:p>
+    <w:p>
+      <w:pPr>
+        <w:pStyle w:val="Normal"/>
+        <w:spacing w:after="160" w:line="360" w:lineRule="auto"/>
+      </w:pPr>
+      <w:r>
+        <w:rPr/>
+        <w:t>This coding structure is influenced by LM-Nav and VLMnav but simplified for the proposed hardware. CLIP, OpenCLIP, TFLite, or a VLM can be added depending on the selected approach. VLMaps, HOV-SG, ViNT, NoMaD, NaVid, Uni-NaVid, and NaVILA are not implemented in the first prototype because they require additional sensors, mapping, model deployment, or compute resources beyond the initial FYP scope.</w:t>
       </w:r>
     </w:p>
     <w:p>
@@ -1942,7 +2017,7 @@
       <w:r>
         <w:drawing>
           <wp:inline distT="0" distB="0" distL="0" distR="0">
-            <wp:extent cx="5733288" cy="1293727"/>
+            <wp:extent cx="5733288" cy="1333393"/>
             <wp:effectExtent l="0" t="0" r="0" b="0"/>
             <wp:docPr id="121" name="table_3_15_main_equations_and_decision_rules"/>
             <wp:cNvGraphicFramePr/>
@@ -1962,7 +2037,7 @@
                   <pic:spPr>
                     <a:xfrm>
                       <a:off x="0" y="0"/>
-                      <a:ext cx="5733288" cy="1293727"/>
+                      <a:ext cx="5733288" cy="1333393"/>
                     </a:xfrm>
                     <a:prstGeom prst="rect">
                       <a:avLst/>
@@ -1982,7 +2057,7 @@
       </w:pPr>
       <w:r>
         <w:rPr/>
-        <w:t>For ultrasonic sensing, an obstacle is considered present when the smallest valid distance from the ESP32 is lower than the selected safety threshold. In the baseline configuration, the threshold is set to 25 cm, but this value can be adjusted during testing depending on robot speed, braking distance, and sensor reliability.</w:t>
+        <w:t>For ultrasonic sensing, an obstacle is considered present when the smallest valid distance from the ESP32 is lower than the selected safety threshold. In the baseline configuration, the threshold may begin at 25 cm, but this value should be adjusted during testing depending on robot speed, braking distance, and sensor reliability.</w:t>
       </w:r>
     </w:p>
     <w:p>
@@ -2028,7 +2103,7 @@
       <w:r>
         <w:drawing>
           <wp:inline distT="0" distB="0" distL="0" distR="0">
-            <wp:extent cx="5733288" cy="1543250"/>
+            <wp:extent cx="5733288" cy="1527697"/>
             <wp:effectExtent l="0" t="0" r="0" b="0"/>
             <wp:docPr id="122" name="table_3_16_implementation_procedure"/>
             <wp:cNvGraphicFramePr/>
@@ -2048,7 +2123,7 @@
                   <pic:spPr>
                     <a:xfrm>
                       <a:off x="0" y="0"/>
-                      <a:ext cx="5733288" cy="1543250"/>
+                      <a:ext cx="5733288" cy="1527697"/>
                     </a:xfrm>
                     <a:prstGeom prst="rect">
                       <a:avLst/>
@@ -2080,7 +2155,7 @@
       </w:pPr>
       <w:r>
         <w:rPr/>
-        <w:t>Testing is divided into module testing, integration testing, and scenario testing. Module testing checks the prompt, webcam, grounding, ESP32 ultrasonic sensing, controller communication, and motor control separately. Integration testing checks whether the system can process an instruction, capture an image, select an action, check ESP32 proximity readings, and send a command to the STM32 robot control board. Scenario testing evaluates the robot in controlled indoor environments.</w:t>
+        <w:t>Testing is divided into module testing, integration testing, and scenario testing. Module testing checks the prompt, webcam, model inference, ESP32 ultrasonic sensing, communication, and motor-driver control separately. Integration testing checks whether the system can process an instruction, capture an image, select an action, check ESP32 proximity readings when available, and display or execute a safe command. Scenario testing evaluates the system in controlled indoor environments.</w:t>
       </w:r>
     </w:p>
     <w:p>
@@ -2104,7 +2179,7 @@
       <w:r>
         <w:drawing>
           <wp:inline distT="0" distB="0" distL="0" distR="0">
-            <wp:extent cx="5733288" cy="1692253"/>
+            <wp:extent cx="5733288" cy="1939200"/>
             <wp:effectExtent l="0" t="0" r="0" b="0"/>
             <wp:docPr id="123" name="table_3_17_testing_and_validation_matrix"/>
             <wp:cNvGraphicFramePr/>
@@ -2124,7 +2199,7 @@
                   <pic:spPr>
                     <a:xfrm>
                       <a:off x="0" y="0"/>
-                      <a:ext cx="5733288" cy="1692253"/>
+                      <a:ext cx="5733288" cy="1939200"/>
                     </a:xfrm>
                     <a:prstGeom prst="rect">
                       <a:avLst/>
@@ -2180,7 +2255,7 @@
       <w:r>
         <w:drawing>
           <wp:inline distT="0" distB="0" distL="0" distR="0">
-            <wp:extent cx="5733288" cy="2693822"/>
+            <wp:extent cx="5733288" cy="3055924"/>
             <wp:effectExtent l="0" t="0" r="0" b="0"/>
             <wp:docPr id="124" name="table_3_18_evaluation_metrics"/>
             <wp:cNvGraphicFramePr/>
@@ -2200,7 +2275,7 @@
                   <pic:spPr>
                     <a:xfrm>
                       <a:off x="0" y="0"/>
-                      <a:ext cx="5733288" cy="2693822"/>
+                      <a:ext cx="5733288" cy="3055924"/>
                     </a:xfrm>
                     <a:prstGeom prst="rect">
                       <a:avLst/>
@@ -2220,7 +2295,7 @@
       </w:pPr>
       <w:r>
         <w:rPr/>
-        <w:t>Qualitative analysis will also be conducted. Failure cases will be grouped into prompt errors, grounding errors, action-selection errors, serial communication errors, motor-control errors, and environmental limitations. This helps identify whether future work should improve prompts, visual grounding, hardware, or navigation control.</w:t>
+        <w:t>Qualitative analysis will also be conducted. Failure cases will be grouped into prompt errors, grounding errors, action-selection errors, latency errors, serial communication errors, motor-control errors, and environmental limitations. This helps identify whether future work should improve prompts, visual grounding, hardware, or navigation control.</w:t>
       </w:r>
     </w:p>
     <w:p>
@@ -2242,17 +2317,27 @@
       </w:pPr>
       <w:r>
         <w:rPr/>
-        <w:t>Safety is important even though the robot is a low-cost indoor prototype. The robot should move at low speed during testing. All tests should be conducted in a controlled indoor area with sufficient space. A manual stop or emergency stop method should be available during movement tests. The four ultrasonic sensors connected to the ESP32 should be used as a simple proximity safety layer, but testing must still be supervised manually because ultrasonic sensors do not provide complete obstacle understanding.</w:t>
-      </w:r>
-    </w:p>
-    <w:p>
-      <w:pPr>
-        <w:pStyle w:val="Normal"/>
-        <w:spacing w:after="160" w:line="360" w:lineRule="auto"/>
-      </w:pPr>
-      <w:r>
-        <w:rPr/>
-        <w:t>The system should not execute uncertain AI output directly. If the structured output is invalid, if the selected action is not in the approved action set, or if the uncertainty is high, the robot should stop and log the case. This prevents a hallucinated or ambiguous model response from becoming an unsafe motor command.</w:t>
+        <w:t>Safety is important even though the robot is a low-cost indoor prototype. For the laptop-only setup, the human operator must walk slowly, avoid crowded or unsafe areas, and stop immediately if the action output is unclear. For the physical robot setup, the robot should move at low speed during testing. All tests should be conducted in a controlled indoor area with sufficient space. A manual stop or emergency power switch should be available during movement tests.</w:t>
+      </w:r>
+    </w:p>
+    <w:p>
+      <w:pPr>
+        <w:pStyle w:val="Normal"/>
+        <w:spacing w:after="160" w:line="360" w:lineRule="auto"/>
+      </w:pPr>
+      <w:r>
+        <w:rPr/>
+        <w:t>The ESP32 ultrasonic sensors should be used as a simple proximity safety layer in physical robot approaches, but testing must still be supervised manually because ultrasonic sensors do not provide complete obstacle understanding.</w:t>
+      </w:r>
+    </w:p>
+    <w:p>
+      <w:pPr>
+        <w:pStyle w:val="Normal"/>
+        <w:spacing w:after="160" w:line="360" w:lineRule="auto"/>
+      </w:pPr>
+      <w:r>
+        <w:rPr/>
+        <w:t>The system should not execute uncertain AI output directly. If the structured output is invalid, if the selected action is not in the approved action set, if the uncertainty is high, if the model times out, or if the ESP32 reports an unsafe obstacle distance, the system should stop and log the case. This prevents a hallucinated or ambiguous model response from becoming an unsafe movement command.</w:t>
       </w:r>
     </w:p>
     <w:p>
@@ -2284,17 +2369,17 @@
       </w:pPr>
       <w:r>
         <w:rPr/>
-        <w:t>The proposed prototype has clear limitations. It uses a USB webcam, so it does not directly estimate dense depth or build a 3D map. The ESP32-based ultrasonic sensing module provides only simple distance cues and is not equivalent to LiDAR or RGB-D mapping. The system uses a simple action set, so it cannot perform full path planning. It does not include LiDAR, RGB-D SLAM, 3D scene graph mapping, or a learned navigation policy. It also depends on the reliability of prompt output and visual grounding.</w:t>
-      </w:r>
-    </w:p>
-    <w:p>
-      <w:pPr>
-        <w:pStyle w:val="Normal"/>
-        <w:spacing w:after="160" w:line="360" w:lineRule="auto"/>
-      </w:pPr>
-      <w:r>
-        <w:rPr/>
-        <w:t>These limitations are acceptable because the project is designed as a baseline research prototype. Future work can improve the system by adding an RGB-D camera, LiDAR, stronger obstacle sensing, map building, VLMaps-style visual-language maps, HOV-SG-style scene graphs, ViNT or NoMaD navigation policies, or more advanced VLM/VLA models. The baseline prototype provides a practical platform for these improvements by establishing the first connection between natural language prompts, webcam-based grounding, ESP32-based ultrasonic safety checking, and STM32-controlled robot movement.</w:t>
+        <w:t>The proposed prototype has clear limitations. It uses a webcam, so it does not directly estimate dense depth or build a 3D map. The ESP32-based ultrasonic sensing module provides only simple distance cues and is not equivalent to LiDAR or RGB-D mapping. The system uses a simple action set, so it cannot perform full path planning. The laptop-only setup is useful for feasibility testing but is not a physical robot. The Raspberry Pi with remote GPU setup depends on WiFi. The Google Dev Board setup depends on model compatibility and embedded inference speed.</w:t>
+      </w:r>
+    </w:p>
+    <w:p>
+      <w:pPr>
+        <w:pStyle w:val="Normal"/>
+        <w:spacing w:after="160" w:line="360" w:lineRule="auto"/>
+      </w:pPr>
+      <w:r>
+        <w:rPr/>
+        <w:t>These limitations are acceptable because the project is designed as a baseline research prototype. Future work can improve the system by adding an RGB-D camera, LiDAR, stronger obstacle sensing, map building, VLMaps-style visual-language maps, HOV-SG-style scene graphs, ViNT or NoMaD navigation policies, or more advanced VLM/VLA models. The baseline prototype provides a practical platform for these improvements by establishing the connection between natural language prompts, webcam-based grounding, action selection, ESP32-based ultrasonic safety checking, and motor-driver-based robot movement.</w:t>
       </w:r>
     </w:p>
     <w:p>
@@ -2316,17 +2401,17 @@
       </w:pPr>
       <w:r>
         <w:rPr/>
-        <w:t>This chapter presented the methodology for the proposed low-cost indoor mobile robot navigation prototype. The system is inspired by LM-Nav and VLMnav but is adapted for an FYP-scale implementation using an RDK X5 development board with 8GB RAM, ROS Robot Control Board V3.0 with STM32F103RCT6 for motor control, ESP32 for ultrasonic sensing, unbranded USB webcam, four ultrasonic sensors, four DC motors, chassis, and 18650 batteries.</w:t>
-      </w:r>
-    </w:p>
-    <w:p>
-      <w:pPr>
-        <w:pStyle w:val="Normal"/>
-        <w:spacing w:after="160" w:line="360" w:lineRule="auto"/>
-      </w:pPr>
-      <w:r>
-        <w:rPr/>
-        <w:t>The methodology defines the system architecture, hardware roles, mechanical and circuit integration plan, software tools, source-code structure, prompt engineering design, structured output format, visual grounding and action-selection process, action set, implementation stages, testing plan, evaluation metrics, safety considerations, and future work. The project is positioned as a baseline prototype that investigates how structured prompt engineering can support simple indoor robot navigation, while leaving advanced mapping, sensing, and navigation policies for future researchers.</w:t>
+        <w:t>This chapter presented the methodology for the updated low-cost indoor mobile robot navigation project. The previous unavailable-board plan was removed. The updated methodology is organized around three practical approaches: Raspberry Pi with ESP32 and remote GPU inference, Google Dev Board with ESP32 and onboard embedded inference, and laptop-only feasibility testing using the laptop camera and GPU.</w:t>
+      </w:r>
+    </w:p>
+    <w:p>
+      <w:pPr>
+        <w:pStyle w:val="Normal"/>
+        <w:spacing w:after="160" w:line="360" w:lineRule="auto"/>
+      </w:pPr>
+      <w:r>
+        <w:rPr/>
+        <w:t>The methodology defines the system architecture, implementation approaches, hardware roles, software tools, prompt engineering design, structured output format, visual grounding and action-selection process, action set, motor-command mapping, implementation stages, testing plan, evaluation metrics, safety considerations, and future work. The project is positioned as a baseline prototype that investigates how structured prompt engineering can support simple indoor navigation decisions while allowing the final physical robot approach to be chosen based on availability, latency, model compatibility, and cost.</w:t>
       </w:r>
     </w:p>
     <w:sectPr>

--- a/chapter_3_methodology.docx
+++ b/chapter_3_methodology.docx
@@ -57,23 +57,23 @@
       </w:r>
       <w:r>
         <w:rPr/>
-        <w:t>. Following supervisor feedback, the project contains one physical implementation only: a Coral Dev Board mobile robot with an ESP32 sensor, safety, and motor-control layer.</w:t>
-      </w:r>
-    </w:p>
-    <w:p>
-      <w:pPr>
-        <w:pStyle w:val="Normal"/>
-        <w:spacing w:after="160" w:line="360" w:lineRule="auto"/>
-      </w:pPr>
-      <w:r>
-        <w:rPr/>
-        <w:t xml:space="preserve">The methodology is inspired by the modular structure of LM-Nav and the prompt-based action-selection idea of VLMnav. Language interpretation, visual grounding, and navigation execution are separated so each stage can be tested. The first prototype targets a basic goal such as </w:t>
+        <w:t>. The project contains one physical implementation: a Raspberry Pi 4 mobile robot with an ESP32 sensor, safety, and motor-control layer.</w:t>
+      </w:r>
+    </w:p>
+    <w:p>
+      <w:pPr>
+        <w:pStyle w:val="Normal"/>
+        <w:spacing w:after="160" w:line="360" w:lineRule="auto"/>
+      </w:pPr>
+      <w:r>
+        <w:rPr/>
+        <w:t xml:space="preserve">The methodology is inspired by the modular structure of LM-Nav and the prompt-based action-selection idea of VLMnav. Language interpretation, visual grounding, and navigation execution are separated so each stage can be tested. The first prototype targets </w:t>
       </w:r>
       <w:r>
         <w:rPr>
           <w:rFonts w:ascii="Courier New" w:hAnsi="Courier New"/>
         </w:rPr>
-        <w:t>find the chair</w:t>
+        <w:t>find the green marker</w:t>
       </w:r>
       <w:r>
         <w:rPr/>
@@ -172,7 +172,7 @@
       </w:pPr>
       <w:r>
         <w:rPr/>
-        <w:t>The laptop-only webcam demonstration is used only to produce expected-results evidence before physical testing. Its Python/OpenCV processing runs in a Docker container while a local browser captures the webcam. It is not a second physical approach.</w:t>
+        <w:t>The laptop-only Docker demonstration is used only to produce expected-results evidence before physical testing. It is not a second physical approach.</w:t>
       </w:r>
     </w:p>
     <w:p>
@@ -194,7 +194,7 @@
       </w:pPr>
       <w:r>
         <w:rPr/>
-        <w:t>The project follows an iterative prototype methodology. The already-built mechanical and power systems are completed by wiring and validating the ESP32 sensor and motor layer, integrating Coral UART communication, verifying Edge TPU-compatible visual inference, and testing one complete basic goal.</w:t>
+        <w:t>The project follows an iterative prototype methodology. The already-built mechanical and power systems are completed by wiring and validating the ESP32 sensor and motor layer, connecting Raspberry Pi USB serial, verifying webcam capture and OpenCV visual grounding, and testing one complete basic goal.</w:t>
       </w:r>
     </w:p>
     <w:p>
@@ -332,7 +332,7 @@
       </w:pPr>
       <w:r>
         <w:rPr/>
-        <w:t>The Coral Dev Board performs high-level processing. The ESP32 handles local real-time sensing, safety, and motor control. Direct 3.3 V UART is used between the boards so the Coral USB-A host port remains available for the webcam.</w:t>
+        <w:t>The Raspberry Pi 4 performs high-level processing. The ESP32 handles local real-time sensing, safety, and motor control. USB serial is used between the boards because it is simple to debug and leaves all ESP32 motor GPIO pins available.</w:t>
       </w:r>
     </w:p>
     <w:p>
@@ -356,7 +356,7 @@
       <w:r>
         <w:drawing>
           <wp:inline distT="0" distB="0" distL="0" distR="0">
-            <wp:extent cx="2359622" cy="8138160"/>
+            <wp:extent cx="2378158" cy="8138160"/>
             <wp:effectExtent l="0" t="0" r="0" b="0"/>
             <wp:docPr id="103" name="figure_3_2_proposed_system_architecture"/>
             <wp:cNvGraphicFramePr/>
@@ -376,7 +376,7 @@
                   <pic:spPr>
                     <a:xfrm>
                       <a:off x="0" y="0"/>
-                      <a:ext cx="2359622" cy="8138160"/>
+                      <a:ext cx="2378158" cy="8138160"/>
                     </a:xfrm>
                     <a:prstGeom prst="rect">
                       <a:avLst/>
@@ -521,7 +521,7 @@
         <w:rPr>
           <w:b/>
         </w:rPr>
-        <w:t>Figure 3.3: Main hardware components for the finalized Coral Dev Board robot</w:t>
+        <w:t>Figure 3.3: Main hardware components for the finalized Raspberry Pi 4 robot</w:t>
       </w:r>
     </w:p>
     <w:p>
@@ -534,7 +534,7 @@
           <wp:inline distT="0" distB="0" distL="0" distR="0">
             <wp:extent cx="5733288" cy="4204411"/>
             <wp:effectExtent l="0" t="0" r="0" b="0"/>
-            <wp:docPr id="104" name="figure_3_3_main_hardware_components_for_the_finalized_coral_dev_board_robot"/>
+            <wp:docPr id="104" name="figure_3_3_main_hardware_components_for_the_finalized_raspberry_pi_4_robot"/>
             <wp:cNvGraphicFramePr/>
             <a:graphic>
               <a:graphicData uri="http://schemas.openxmlformats.org/drawingml/2006/picture">
@@ -609,7 +609,7 @@
       </w:pPr>
       <w:r>
         <w:rPr/>
-        <w:t>The first prototype uses a deterministic structured parser because the Coral Edge TPU cannot run a general-purpose LLM. This parser still applies the main prompt-engineering principles required by the study: fixed fields, restricted actions, explicit uncertainty, and safe rejection of unsupported goals.</w:t>
+        <w:t>The first prototype uses a deterministic structured parser. This applies the main prompt-engineering principles required by the study: fixed fields, restricted actions, explicit uncertainty, and safe rejection of unsupported goals.</w:t>
       </w:r>
     </w:p>
     <w:p>
@@ -644,15 +644,15 @@
         </w:rPr>
         <w:t xml:space="preserve">{</w:t>
         <w:br/>
-        <w:t xml:space="preserve">  "instruction": "find the chair",</w:t>
+        <w:t xml:space="preserve">  "instruction": "find the green marker",</w:t>
         <w:br/>
-        <w:t xml:space="preserve">  "target": "chair",</w:t>
+        <w:t xml:space="preserve">  "target": "green marker",</w:t>
         <w:br/>
-        <w:t xml:space="preserve">  "landmarks": ["chair"],</w:t>
+        <w:t xml:space="preserve">  "landmarks": ["green marker"],</w:t>
         <w:br/>
         <w:t xml:space="preserve">  "spatial_relation": null,</w:t>
         <w:br/>
-        <w:t xml:space="preserve">  "action_goal": "find and approach the chair",</w:t>
+        <w:t xml:space="preserve">  "action_goal": "find and approach the green marker",</w:t>
         <w:br/>
         <w:t xml:space="preserve">  "uncertainty": "low"</w:t>
         <w:br/>
@@ -698,7 +698,7 @@
       </w:pPr>
       <w:r>
         <w:rPr/>
-        <w:t>The Coral captures a USB-webcam frame and runs an Edge TPU-compatible object detector. The highest-confidence detection matching the structured target is used for simple action selection.</w:t>
+        <w:t>The Raspberry Pi captures a USB-webcam frame and detects the selected marker using OpenCV HSV colour segmentation. The largest valid marker region is used for simple action selection.</w:t>
       </w:r>
     </w:p>
     <w:p>
@@ -721,77 +721,47 @@
       </w:pPr>
       <w:r>
         <w:rPr/>
-        <w:t xml:space="preserve">The first model may use a COCO-compatible detector and the target </w:t>
+        <w:t>After this baseline works, the OpenCV grounding module can be replaced with a lightweight detector for chairs, doors, signboards, or other indoor landmarks.</w:t>
+      </w:r>
+    </w:p>
+    <w:p>
+      <w:pPr>
+        <w:pStyle w:val="Heading1"/>
+        <w:spacing w:after="180" w:line="360" w:lineRule="auto"/>
+      </w:pPr>
+      <w:r>
+        <w:rPr>
+          <w:b/>
+        </w:rPr>
+        <w:t>3.8 Robot Action and Command Mapping</w:t>
+      </w:r>
+    </w:p>
+    <w:p>
+      <w:pPr>
+        <w:pStyle w:val="Caption"/>
+        <w:jc w:val="center"/>
+        <w:spacing w:after="120" w:line="360" w:lineRule="auto"/>
+      </w:pPr>
+      <w:r>
+        <w:rPr>
+          <w:b/>
+        </w:rPr>
+        <w:t>Table 3.10: Action Set and Motor Command Mapping</w:t>
+      </w:r>
+    </w:p>
+    <w:p>
+      <w:pPr>
+        <w:pStyle w:val="Normal"/>
+        <w:spacing w:after="160" w:line="360" w:lineRule="auto"/>
+      </w:pPr>
+      <w:r>
+        <w:rPr/>
+        <w:t xml:space="preserve">The ESP32 accepts only these commands. Unknown commands, loss of both ultrasonic readings, and a command delay above 1,000 ms cause </w:t>
       </w:r>
       <w:r>
         <w:rPr>
           <w:rFonts w:ascii="Courier New" w:hAnsi="Courier New"/>
         </w:rPr>
-        <w:t>chair</w:t>
-      </w:r>
-      <w:r>
-        <w:rPr/>
-        <w:t xml:space="preserve">. Custom classes such as </w:t>
-      </w:r>
-      <w:r>
-        <w:rPr>
-          <w:rFonts w:ascii="Courier New" w:hAnsi="Courier New"/>
-        </w:rPr>
-        <w:t>door</w:t>
-      </w:r>
-      <w:r>
-        <w:rPr/>
-        <w:t xml:space="preserve"> and </w:t>
-      </w:r>
-      <w:r>
-        <w:rPr>
-          <w:rFonts w:ascii="Courier New" w:hAnsi="Courier New"/>
-        </w:rPr>
-        <w:t>signboard</w:t>
-      </w:r>
-      <w:r>
-        <w:rPr/>
-        <w:t xml:space="preserve"> are future extensions requiring custom data collection, training, quantization, and Edge TPU compilation.</w:t>
-      </w:r>
-    </w:p>
-    <w:p>
-      <w:pPr>
-        <w:pStyle w:val="Heading1"/>
-        <w:spacing w:after="180" w:line="360" w:lineRule="auto"/>
-      </w:pPr>
-      <w:r>
-        <w:rPr>
-          <w:b/>
-        </w:rPr>
-        <w:t>3.8 Robot Action and Command Mapping</w:t>
-      </w:r>
-    </w:p>
-    <w:p>
-      <w:pPr>
-        <w:pStyle w:val="Caption"/>
-        <w:jc w:val="center"/>
-        <w:spacing w:after="120" w:line="360" w:lineRule="auto"/>
-      </w:pPr>
-      <w:r>
-        <w:rPr>
-          <w:b/>
-        </w:rPr>
-        <w:t>Table 3.10: Action Set and Motor Command Mapping</w:t>
-      </w:r>
-    </w:p>
-    <w:p>
-      <w:pPr>
-        <w:pStyle w:val="Normal"/>
-        <w:spacing w:after="160" w:line="360" w:lineRule="auto"/>
-      </w:pPr>
-      <w:r>
-        <w:rPr/>
-        <w:t xml:space="preserve">The ESP32 accepts only these commands. Unknown commands, loss of both ultrasonic readings, and a command delay above 1,000 ms cause </w:t>
-      </w:r>
-      <w:r>
-        <w:rPr>
-          <w:rFonts w:ascii="Courier New" w:hAnsi="Courier New"/>
-        </w:rPr>
         <w:t>stop</w:t>
       </w:r>
       <w:r>
@@ -818,7 +788,7 @@
       </w:pPr>
       <w:r>
         <w:rPr/>
-        <w:t>The finalized Fusion 360 robot design provides mounting positions for the compute board, ESP32, USB webcam, two front ultrasonic sensors, GY-291, two MX1508 drivers, completed power system, and four motors.</w:t>
+        <w:t>The finalized Fusion 360 robot design provides mounting positions for the Raspberry Pi 4, ESP32, USB webcam, two front ultrasonic sensors, GY-291, two MX1508 drivers, completed power system, and four motors.</w:t>
       </w:r>
     </w:p>
     <w:p>
@@ -882,7 +852,7 @@
       </w:pPr>
       <w:r>
         <w:rPr/>
-        <w:t>The existing render records the mechanical design stage. The completed physical prototype uses the Coral Dev Board as the only high-level compute board, with an appropriate mounting plate or adaptor.</w:t>
+        <w:t>The existing render records the physical design and Raspberry Pi mounting layout.</w:t>
       </w:r>
     </w:p>
     <w:p>
@@ -946,7 +916,7 @@
       </w:pPr>
       <w:r>
         <w:rPr/>
-        <w:t>The views support sensor visibility, wheel clearance, component spacing, cable access, and Coral mounting verification.</w:t>
+        <w:t>The views support sensor visibility, wheel clearance, component spacing, cable access, and Raspberry Pi mounting verification.</w:t>
       </w:r>
     </w:p>
     <w:p>
@@ -1287,17 +1257,17 @@
         <w:rPr>
           <w:b/>
         </w:rPr>
-        <w:t>3.16 Laptop-Only Expected-Results Demonstration</w:t>
-      </w:r>
-    </w:p>
-    <w:p>
-      <w:pPr>
-        <w:pStyle w:val="Normal"/>
-        <w:spacing w:after="160" w:line="360" w:lineRule="auto"/>
-      </w:pPr>
-      <w:r>
-        <w:rPr/>
-        <w:t>The separate laptop demo uses a browser webcam and coloured marker to display expected navigation actions. A Docker container provides the isolated Flask, OpenCV, NumPy, and logging environment. This allows the action interface and software environment to be demonstrated reproducibly during FYP1. The user manually moves the laptop; no motor interface or physical robot claim is made. Final results must come from the Coral Dev Board physical robot.</w:t>
+        <w:t>3.16 Laptop-Only Docker Expected-Results Demonstration</w:t>
+      </w:r>
+    </w:p>
+    <w:p>
+      <w:pPr>
+        <w:pStyle w:val="Normal"/>
+        <w:spacing w:after="160" w:line="360" w:lineRule="auto"/>
+      </w:pPr>
+      <w:r>
+        <w:rPr/>
+        <w:t>The separate laptop demo uses a browser webcam and coloured marker to display expected navigation actions. A Docker container provides the isolated Flask, OpenCV, NumPy, and logging environment. The user manually moves the laptop; no motor interface or physical robot claim is made. Final results must come from the Raspberry Pi 4 physical robot.</w:t>
       </w:r>
     </w:p>
     <w:p>
@@ -1329,27 +1299,37 @@
       </w:pPr>
       <w:r>
         <w:rPr/>
-        <w:t>The robot stops for invalid output, high uncertainty, obstacle detection, unknown commands, or command timeout. Testing is supervised in a controlled indoor area.</w:t>
-      </w:r>
-    </w:p>
-    <w:p>
-      <w:pPr>
-        <w:pStyle w:val="Normal"/>
-        <w:spacing w:after="160" w:line="360" w:lineRule="auto"/>
-      </w:pPr>
-      <w:r>
-        <w:rPr/>
-        <w:t>The USB webcam does not provide dense depth or a 3D map. Two ultrasonic sensors provide limited obstacle coverage. The GY-291 does not provide yaw heading. The Coral Dev Board supports only Edge TPU-compatible models, and the first prototype supports only simple goals and detector-known target classes.</w:t>
-      </w:r>
-    </w:p>
-    <w:p>
-      <w:pPr>
-        <w:pStyle w:val="Normal"/>
-        <w:spacing w:after="160" w:line="360" w:lineRule="auto"/>
-      </w:pPr>
-      <w:r>
-        <w:rPr/>
-        <w:t>Future work may include a custom door and signboard detector, wheel encoders, magnetometer or full IMU, RGB-D camera, LiDAR, mapping, relation-aware prompts, and stronger navigation policies.</w:t>
+        <w:t>During the first prototype, the ESP32 is powered only by the Raspberry Pi USB cable. A separate ESP32 5 V supply must not be connected simultaneously unless the USB 5 V conductor is safely isolated.</w:t>
+      </w:r>
+    </w:p>
+    <w:p>
+      <w:pPr>
+        <w:pStyle w:val="Normal"/>
+        <w:spacing w:after="160" w:line="360" w:lineRule="auto"/>
+      </w:pPr>
+      <w:r>
+        <w:rPr/>
+        <w:t>The robot stops for invalid output, high uncertainty, obstacle detection, sensor fault, unknown commands, or command timeout. Testing is supervised in a controlled indoor area.</w:t>
+      </w:r>
+    </w:p>
+    <w:p>
+      <w:pPr>
+        <w:pStyle w:val="Normal"/>
+        <w:spacing w:after="160" w:line="360" w:lineRule="auto"/>
+      </w:pPr>
+      <w:r>
+        <w:rPr/>
+        <w:t>The USB webcam does not provide dense depth or a 3D map. Two ultrasonic sensors provide limited obstacle coverage. The GY-291 does not provide yaw heading. The Raspberry Pi 4 has limited performance for large models, and the first prototype supports only simple coloured-marker goals.</w:t>
+      </w:r>
+    </w:p>
+    <w:p>
+      <w:pPr>
+        <w:pStyle w:val="Normal"/>
+        <w:spacing w:after="160" w:line="360" w:lineRule="auto"/>
+      </w:pPr>
+      <w:r>
+        <w:rPr/>
+        <w:t>Future work may include lightweight object detection, API-based VLM experiments, wheel encoders, magnetometer or full IMU, RGB-D camera, LiDAR, mapping, relation-aware prompts, and stronger navigation policies.</w:t>
       </w:r>
     </w:p>
     <w:p>
@@ -1371,7 +1351,7 @@
       </w:pPr>
       <w:r>
         <w:rPr/>
-        <w:t>This chapter finalized the methodology around one Coral Dev Board physical robot. The project connects structured prompt processing and Edge TPU visual grounding to an ESP32 that independently handles sensors, safety, and four-motor control. The first measurable target is a reliable and safe single-goal indoor navigation demonstration.</w:t>
+        <w:t>This chapter finalized the methodology around one Raspberry Pi 4 physical robot. The project connects structured prompt processing and OpenCV visual grounding to an ESP32 that independently handles sensors, safety, and four-motor control. The first measurable target is a reliable and safe single-goal indoor marker-navigation demonstration.</w:t>
       </w:r>
     </w:p>
     <w:sectPr>
